--- a/demo/fictional/F08/F08.docx
+++ b/demo/fictional/F08/F08.docx
@@ -1435,7 +1435,7 @@
           <w:sz w:val="13"/>
           <w:szCs w:val="13"/>
         </w:rPr>
-        <w:t xml:space="preserve">Page 1</w:t>
+        <w:t xml:space="preserve">Scan page 1</w:t>
       </w:r>
     </w:p>
     <w:p>
@@ -2250,7 +2250,7 @@
           <w:sz w:val="13"/>
           <w:szCs w:val="13"/>
         </w:rPr>
-        <w:t xml:space="preserve">Page 2</w:t>
+        <w:t xml:space="preserve">Scan page 2</w:t>
       </w:r>
     </w:p>
     <w:p>
@@ -6733,7 +6733,7 @@
           <w:sz w:val="13"/>
           <w:szCs w:val="13"/>
         </w:rPr>
-        <w:t xml:space="preserve">Page 3</w:t>
+        <w:t xml:space="preserve">Scan page 3</w:t>
       </w:r>
     </w:p>
     <w:p>
@@ -7986,7 +7986,7 @@
           <w:sz w:val="13"/>
           <w:szCs w:val="13"/>
         </w:rPr>
-        <w:t xml:space="preserve">Page 4</w:t>
+        <w:t xml:space="preserve">Scan page 4</w:t>
       </w:r>
     </w:p>
     <w:p>
@@ -9444,7 +9444,7 @@
           <w:sz w:val="13"/>
           <w:szCs w:val="13"/>
         </w:rPr>
-        <w:t xml:space="preserve">Page 5</w:t>
+        <w:t xml:space="preserve">Scan page 5</w:t>
       </w:r>
     </w:p>
     <w:p>
@@ -9970,7 +9970,7 @@
           <w:sz w:val="13"/>
           <w:szCs w:val="13"/>
         </w:rPr>
-        <w:t xml:space="preserve">Page 6</w:t>
+        <w:t xml:space="preserve">Scan page 6</w:t>
       </w:r>
     </w:p>
     <w:p>
@@ -10386,7 +10386,7 @@
           <w:sz w:val="13"/>
           <w:szCs w:val="13"/>
         </w:rPr>
-        <w:t xml:space="preserve">Page 7</w:t>
+        <w:t xml:space="preserve">Scan page 7</w:t>
       </w:r>
     </w:p>
     <w:p>
@@ -11114,7 +11114,7 @@
           <w:sz w:val="13"/>
           <w:szCs w:val="13"/>
         </w:rPr>
-        <w:t xml:space="preserve">Page 8</w:t>
+        <w:t xml:space="preserve">Scan page 8</w:t>
       </w:r>
     </w:p>
     <w:p>
@@ -11840,7 +11840,7 @@
           <w:sz w:val="13"/>
           <w:szCs w:val="13"/>
         </w:rPr>
-        <w:t xml:space="preserve">Page 9</w:t>
+        <w:t xml:space="preserve">Scan page 9</w:t>
       </w:r>
     </w:p>
     <w:p>
@@ -12613,7 +12613,7 @@
           <w:sz w:val="13"/>
           <w:szCs w:val="13"/>
         </w:rPr>
-        <w:t xml:space="preserve">Page 10</w:t>
+        <w:t xml:space="preserve">Scan page 10</w:t>
       </w:r>
     </w:p>
     <w:p>
@@ -13512,7 +13512,7 @@
           <w:sz w:val="13"/>
           <w:szCs w:val="13"/>
         </w:rPr>
-        <w:t xml:space="preserve">Page 11</w:t>
+        <w:t xml:space="preserve">Scan page 11</w:t>
       </w:r>
     </w:p>
     <w:p>
@@ -14003,7 +14003,7 @@
           <w:sz w:val="13"/>
           <w:szCs w:val="13"/>
         </w:rPr>
-        <w:t xml:space="preserve">Page 12</w:t>
+        <w:t xml:space="preserve">Scan page 12</w:t>
       </w:r>
     </w:p>
     <w:p>
@@ -14320,7 +14320,7 @@
           <w:sz w:val="13"/>
           <w:szCs w:val="13"/>
         </w:rPr>
-        <w:t xml:space="preserve">Page 13</w:t>
+        <w:t xml:space="preserve">Scan page 13</w:t>
       </w:r>
     </w:p>
     <w:p>
